--- a/scripts/onpersoonlijk/EP08-12-things-nordic-people-avoid-in-their-houses.docx
+++ b/scripts/onpersoonlijk/EP08-12-things-nordic-people-avoid-in-their-houses.docx
@@ -15,7 +15,7 @@
         <w:rPr>
           <w:b w:val="0"/>
         </w:rPr>
-        <w:t>Total words: 2,745 | Estimated length: ~16:09 min (at 170 wpm)</w:t>
+        <w:t>Total words: 2,750 | Estimated length: ~16:11 min (at 170 wpm)</w:t>
       </w:r>
     </w:p>
     <w:p>
@@ -415,7 +415,7 @@
         <w:rPr>
           <w:b w:val="0"/>
         </w:rPr>
-        <w:t>Everything so far has been about maintenance. The last five are about what the house was decided to be for, and that is where the real cost sits.</w:t>
+        <w:t>Number five. Giving the best storage to the things nobody touches.</w:t>
       </w:r>
     </w:p>
     <w:p>
@@ -423,7 +423,47 @@
         <w:rPr>
           <w:b w:val="0"/>
         </w:rPr>
-        <w:t>Number five. Keeping a room for occasions.</w:t>
+        <w:t>There is a metre of empty space above every internal door in almost every house on earth, and Nordic homes are relentless about that kind of forgotten geometry. Shelves in the last thirty centimetres below the ceiling, for things touched twice a year. Drawers built into stair treads. A hatch into the roof space. Drawers under the bed rather than a void where objects go to be lost.</w:t>
+      </w:r>
+    </w:p>
+    <w:p>
+      <w:r>
+        <w:rPr>
+          <w:b w:val="0"/>
+        </w:rPr>
+        <w:t>And in most Swedish and Norwegian apartment buildings there is a bod — a storage room in the basement — which exists precisely so that the skis and the winter tyres are not standing in the room where people live.</w:t>
+      </w:r>
+    </w:p>
+    <w:p>
+      <w:r>
+        <w:rPr>
+          <w:b w:val="0"/>
+        </w:rPr>
+        <w:t>The rule underneath is one sentence. Things used daily live at hand height, in the room. Things used monthly live high or low. Things used twice a year leave the living space entirely.</w:t>
+      </w:r>
+    </w:p>
+    <w:p>
+      <w:r>
+        <w:rPr>
+          <w:b w:val="0"/>
+        </w:rPr>
+        <w:t>Most homes get this exactly backwards, handing prime hand-height space at the front of the cupboard to objects that have not been touched in two years. Storage is not measured in cubic metres. It is measured in how far a hand has to travel to the thing it needs.</w:t>
+      </w:r>
+    </w:p>
+    <w:p>
+      <w:r>
+        <w:rPr>
+          <w:b w:val="0"/>
+        </w:rPr>
+        <w:t>Everything so far has been about maintenance. The last four are about what the house was decided to be for, and who it is for, and that is where the real cost sits.</w:t>
+      </w:r>
+    </w:p>
+    <w:p>
+      <w:r>
+        <w:rPr>
+          <w:b w:val="0"/>
+        </w:rPr>
+        <w:t>Number four. Keeping a room for occasions.</w:t>
       </w:r>
     </w:p>
     <w:p>
@@ -456,46 +496,6 @@
           <w:b w:val="0"/>
         </w:rPr>
         <w:t>If there is a room in a home that nobody has sat in this week, it is not a spare room. It is a room being paid for and not used.</w:t>
-      </w:r>
-    </w:p>
-    <w:p>
-      <w:r>
-        <w:rPr>
-          <w:b w:val="0"/>
-        </w:rPr>
-        <w:t>Number four. Giving the best storage to the things nobody touches.</w:t>
-      </w:r>
-    </w:p>
-    <w:p>
-      <w:r>
-        <w:rPr>
-          <w:b w:val="0"/>
-        </w:rPr>
-        <w:t>There is a metre of empty space above every internal door in almost every house on earth, and Nordic homes are relentless about that kind of forgotten geometry. Shelves in the last thirty centimetres below the ceiling, for things touched twice a year. Drawers built into stair treads. A hatch into the roof space. Drawers under the bed rather than a void where objects go to be lost.</w:t>
-      </w:r>
-    </w:p>
-    <w:p>
-      <w:r>
-        <w:rPr>
-          <w:b w:val="0"/>
-        </w:rPr>
-        <w:t>And in most Swedish and Norwegian apartment buildings there is a bod — a storage room in the basement — which exists precisely so that the skis and the winter tyres are not standing in the room where people live.</w:t>
-      </w:r>
-    </w:p>
-    <w:p>
-      <w:r>
-        <w:rPr>
-          <w:b w:val="0"/>
-        </w:rPr>
-        <w:t>The rule underneath is one sentence. Things used daily live at hand height, in the room. Things used monthly live high or low. Things used twice a year leave the living space entirely.</w:t>
-      </w:r>
-    </w:p>
-    <w:p>
-      <w:r>
-        <w:rPr>
-          <w:b w:val="0"/>
-        </w:rPr>
-        <w:t>Most homes get this exactly backwards, handing prime hand-height space at the front of the cupboard to objects that have not been touched in two years. Storage is not measured in cubic metres. It is measured in how far a hand has to travel to the thing it needs.</w:t>
       </w:r>
     </w:p>
     <w:p>
